--- a/data/revised_2026-10_full/outputs/v2/Core_Mathematics/SS2.3_Rotation/Core_Mathematics_Rotation_FinalExplanation_TeacherKey.docx
+++ b/data/revised_2026-10_full/outputs/v2/Core_Mathematics/SS2.3_Rotation/Core_Mathematics_Rotation_FinalExplanation_TeacherKey.docx
@@ -2828,7 +2828,7 @@
         </w:rPr>
         <w:t xml:space="preserve">© 2026 SeaVuria and ARES. This work is licensed under a </w:t>
       </w:r>
-      <w:hyperlink w:history="1" r:id="rIdnkinfrk_rrqelv3apxh4d">
+      <w:hyperlink w:history="1" r:id="rIdpmwws-4xunjbfjbzkvn9b">
         <w:r>
           <w:rPr>
             <w:rFonts w:ascii="Arial" w:cs="Arial" w:eastAsia="Arial" w:hAnsi="Arial"/>
@@ -2848,7 +2848,7 @@
         </w:rPr>
         <w:t xml:space="preserve"> (</w:t>
       </w:r>
-      <w:hyperlink w:history="1" r:id="rIdh8wfjpzgjfctmgxpr35f5">
+      <w:hyperlink w:history="1" r:id="rId8ehopk9kpcxj0cpuerfil">
         <w:r>
           <w:rPr>
             <w:rFonts w:ascii="Arial" w:cs="Arial" w:eastAsia="Arial" w:hAnsi="Arial"/>
@@ -2868,7 +2868,7 @@
         </w:rPr>
         <w:t xml:space="preserve">). To view a copy of this license, visit </w:t>
       </w:r>
-      <w:hyperlink w:history="1" r:id="rId6wwyehju37ym-ucel0twf">
+      <w:hyperlink w:history="1" r:id="rIdcwbbm_ngvy0ir4qmoklhy">
         <w:r>
           <w:rPr>
             <w:rFonts w:ascii="Arial" w:cs="Arial" w:eastAsia="Arial" w:hAnsi="Arial"/>
